--- a/Java/CR紀錄表_凃珮妤_Java.docx
+++ b/Java/CR紀錄表_凃珮妤_Java.docx
@@ -57,7 +57,7 @@
             <w:pPr>
               <w:jc w:val="center"/>
               <w:rPr>
-                <w:rFonts w:ascii="微軟正黑體" w:eastAsia="微軟正黑體" w:hAnsi="微軟正黑體" w:hint="eastAsia"/>
+                <w:rFonts w:ascii="微軟正黑體" w:eastAsia="微軟正黑體" w:hAnsi="微軟正黑體"/>
                 <w:sz w:val="26"/>
                 <w:szCs w:val="26"/>
               </w:rPr>
@@ -3310,7 +3310,6 @@
                 <w:szCs w:val="26"/>
               </w:rPr>
             </w:pPr>
-            <w:proofErr w:type="gramStart"/>
             <w:r>
               <w:rPr>
                 <w:rFonts w:ascii="微軟正黑體" w:eastAsia="微軟正黑體" w:hAnsi="微軟正黑體" w:hint="eastAsia"/>
@@ -3320,7 +3319,6 @@
               <w:lastRenderedPageBreak/>
               <w:t>建立防呆機制</w:t>
             </w:r>
-            <w:proofErr w:type="gramEnd"/>
           </w:p>
         </w:tc>
         <w:tc>
@@ -4839,7 +4837,7 @@
               <w:snapToGrid w:val="0"/>
               <w:jc w:val="center"/>
               <w:rPr>
-                <w:rFonts w:ascii="微軟正黑體" w:eastAsia="微軟正黑體" w:hAnsi="微軟正黑體" w:hint="eastAsia"/>
+                <w:rFonts w:ascii="微軟正黑體" w:eastAsia="微軟正黑體" w:hAnsi="微軟正黑體"/>
                 <w:sz w:val="26"/>
                 <w:szCs w:val="26"/>
               </w:rPr>
@@ -4995,27 +4993,7 @@
                 <w:sz w:val="26"/>
                 <w:szCs w:val="26"/>
               </w:rPr>
-              <w:t>將帳號、密碼、SQL語法宣告為</w:t>
-            </w:r>
-            <w:proofErr w:type="gramStart"/>
-            <w:r>
-              <w:rPr>
-                <w:rFonts w:ascii="微軟正黑體" w:eastAsia="微軟正黑體" w:hAnsi="微軟正黑體" w:hint="eastAsia"/>
-                <w:color w:val="FFFFFF" w:themeColor="background1"/>
-                <w:sz w:val="26"/>
-                <w:szCs w:val="26"/>
-              </w:rPr>
-              <w:t>常數化放</w:t>
-            </w:r>
-            <w:proofErr w:type="gramEnd"/>
-            <w:r>
-              <w:rPr>
-                <w:rFonts w:ascii="微軟正黑體" w:eastAsia="微軟正黑體" w:hAnsi="微軟正黑體" w:hint="eastAsia"/>
-                <w:color w:val="FFFFFF" w:themeColor="background1"/>
-                <w:sz w:val="26"/>
-                <w:szCs w:val="26"/>
-              </w:rPr>
-              <w:t>main方法在上面</w:t>
+              <w:t>將帳號、密碼、SQL語法宣告為常數化放main方法在上面</w:t>
             </w:r>
           </w:p>
           <w:p>
@@ -5203,7 +5181,7 @@
               <w:snapToGrid w:val="0"/>
               <w:jc w:val="center"/>
               <w:rPr>
-                <w:rFonts w:ascii="微軟正黑體" w:eastAsia="微軟正黑體" w:hAnsi="微軟正黑體" w:hint="eastAsia"/>
+                <w:rFonts w:ascii="微軟正黑體" w:eastAsia="微軟正黑體" w:hAnsi="微軟正黑體"/>
                 <w:sz w:val="26"/>
                 <w:szCs w:val="26"/>
               </w:rPr>
@@ -5565,7 +5543,7 @@
               <w:snapToGrid w:val="0"/>
               <w:jc w:val="center"/>
               <w:rPr>
-                <w:rFonts w:ascii="微軟正黑體" w:eastAsia="微軟正黑體" w:hAnsi="微軟正黑體" w:hint="eastAsia"/>
+                <w:rFonts w:ascii="微軟正黑體" w:eastAsia="微軟正黑體" w:hAnsi="微軟正黑體"/>
                 <w:sz w:val="26"/>
                 <w:szCs w:val="26"/>
               </w:rPr>
@@ -5917,7 +5895,7 @@
               <w:snapToGrid w:val="0"/>
               <w:jc w:val="center"/>
               <w:rPr>
-                <w:rFonts w:ascii="微軟正黑體" w:eastAsia="微軟正黑體" w:hAnsi="微軟正黑體" w:hint="eastAsia"/>
+                <w:rFonts w:ascii="微軟正黑體" w:eastAsia="微軟正黑體" w:hAnsi="微軟正黑體"/>
                 <w:sz w:val="26"/>
                 <w:szCs w:val="26"/>
               </w:rPr>
@@ -6292,7 +6270,7 @@
               <w:snapToGrid w:val="0"/>
               <w:jc w:val="center"/>
               <w:rPr>
-                <w:rFonts w:ascii="微軟正黑體" w:eastAsia="微軟正黑體" w:hAnsi="微軟正黑體" w:hint="eastAsia"/>
+                <w:rFonts w:ascii="微軟正黑體" w:eastAsia="微軟正黑體" w:hAnsi="微軟正黑體"/>
                 <w:sz w:val="26"/>
                 <w:szCs w:val="26"/>
               </w:rPr>
@@ -6460,7 +6438,7 @@
             <w:pPr>
               <w:snapToGrid w:val="0"/>
               <w:rPr>
-                <w:rFonts w:ascii="微軟正黑體" w:eastAsia="微軟正黑體" w:hAnsi="微軟正黑體" w:hint="eastAsia"/>
+                <w:rFonts w:ascii="微軟正黑體" w:eastAsia="微軟正黑體" w:hAnsi="微軟正黑體"/>
                 <w:noProof/>
                 <w:color w:val="FFFFFF" w:themeColor="background1"/>
                 <w:sz w:val="26"/>
@@ -6663,7 +6641,7 @@
               <w:snapToGrid w:val="0"/>
               <w:jc w:val="center"/>
               <w:rPr>
-                <w:rFonts w:ascii="微軟正黑體" w:eastAsia="微軟正黑體" w:hAnsi="微軟正黑體" w:hint="eastAsia"/>
+                <w:rFonts w:ascii="微軟正黑體" w:eastAsia="微軟正黑體" w:hAnsi="微軟正黑體"/>
                 <w:sz w:val="26"/>
                 <w:szCs w:val="26"/>
               </w:rPr>
@@ -6831,7 +6809,7 @@
             <w:pPr>
               <w:snapToGrid w:val="0"/>
               <w:rPr>
-                <w:rFonts w:ascii="微軟正黑體" w:eastAsia="微軟正黑體" w:hAnsi="微軟正黑體" w:hint="eastAsia"/>
+                <w:rFonts w:ascii="微軟正黑體" w:eastAsia="微軟正黑體" w:hAnsi="微軟正黑體"/>
                 <w:noProof/>
                 <w:color w:val="FFFFFF" w:themeColor="background1"/>
                 <w:sz w:val="26"/>
@@ -7045,7 +7023,7 @@
               <w:snapToGrid w:val="0"/>
               <w:jc w:val="center"/>
               <w:rPr>
-                <w:rFonts w:ascii="微軟正黑體" w:eastAsia="微軟正黑體" w:hAnsi="微軟正黑體" w:hint="eastAsia"/>
+                <w:rFonts w:ascii="微軟正黑體" w:eastAsia="微軟正黑體" w:hAnsi="微軟正黑體"/>
                 <w:sz w:val="26"/>
                 <w:szCs w:val="26"/>
               </w:rPr>
@@ -7227,7 +7205,7 @@
             <w:pPr>
               <w:snapToGrid w:val="0"/>
               <w:rPr>
-                <w:rFonts w:ascii="微軟正黑體" w:eastAsia="微軟正黑體" w:hAnsi="微軟正黑體" w:hint="eastAsia"/>
+                <w:rFonts w:ascii="微軟正黑體" w:eastAsia="微軟正黑體" w:hAnsi="微軟正黑體"/>
                 <w:noProof/>
                 <w:color w:val="FFFFFF" w:themeColor="background1"/>
                 <w:sz w:val="26"/>
@@ -7474,7 +7452,7 @@
               <w:snapToGrid w:val="0"/>
               <w:jc w:val="center"/>
               <w:rPr>
-                <w:rFonts w:ascii="微軟正黑體" w:eastAsia="微軟正黑體" w:hAnsi="微軟正黑體" w:hint="eastAsia"/>
+                <w:rFonts w:ascii="微軟正黑體" w:eastAsia="微軟正黑體" w:hAnsi="微軟正黑體"/>
                 <w:sz w:val="26"/>
                 <w:szCs w:val="26"/>
               </w:rPr>
@@ -7689,27 +7667,7 @@
                 <w:sz w:val="26"/>
                 <w:szCs w:val="26"/>
               </w:rPr>
-              <w:t xml:space="preserve"> (上傳的程式碼是使用</w:t>
-            </w:r>
-            <w:r>
-              <w:rPr>
-                <w:rFonts w:ascii="微軟正黑體" w:eastAsia="微軟正黑體" w:hAnsi="微軟正黑體" w:hint="eastAsia"/>
-                <w:noProof/>
-                <w:color w:val="FFFFFF" w:themeColor="background1"/>
-                <w:sz w:val="26"/>
-                <w:szCs w:val="26"/>
-              </w:rPr>
-              <w:t xml:space="preserve"> comparator</w:t>
-            </w:r>
-            <w:r>
-              <w:rPr>
-                <w:rFonts w:ascii="微軟正黑體" w:eastAsia="微軟正黑體" w:hAnsi="微軟正黑體" w:hint="eastAsia"/>
-                <w:noProof/>
-                <w:color w:val="FFFFFF" w:themeColor="background1"/>
-                <w:sz w:val="26"/>
-                <w:szCs w:val="26"/>
-              </w:rPr>
-              <w:t xml:space="preserve"> )</w:t>
+              <w:t xml:space="preserve"> (上傳的程式碼是使用 comparator )</w:t>
             </w:r>
           </w:p>
           <w:p>
@@ -7722,7 +7680,7 @@
               <w:snapToGrid w:val="0"/>
               <w:ind w:leftChars="0"/>
               <w:rPr>
-                <w:rFonts w:ascii="微軟正黑體" w:eastAsia="微軟正黑體" w:hAnsi="微軟正黑體" w:hint="eastAsia"/>
+                <w:rFonts w:ascii="微軟正黑體" w:eastAsia="微軟正黑體" w:hAnsi="微軟正黑體"/>
                 <w:noProof/>
                 <w:color w:val="FFFFFF" w:themeColor="background1"/>
                 <w:sz w:val="26"/>
@@ -7905,7 +7863,7 @@
             <w:pPr>
               <w:snapToGrid w:val="0"/>
               <w:rPr>
-                <w:rFonts w:ascii="微軟正黑體" w:eastAsia="微軟正黑體" w:hAnsi="微軟正黑體" w:hint="eastAsia"/>
+                <w:rFonts w:ascii="微軟正黑體" w:eastAsia="微軟正黑體" w:hAnsi="微軟正黑體"/>
                 <w:noProof/>
                 <w:color w:val="FFFFFF" w:themeColor="background1"/>
                 <w:sz w:val="26"/>
@@ -7956,399 +7914,6 @@
                 </wp:inline>
               </w:drawing>
             </w:r>
-          </w:p>
-        </w:tc>
-      </w:tr>
-      <w:tr>
-        <w:tc>
-          <w:tcPr>
-            <w:tcW w:w="2943" w:type="dxa"/>
-          </w:tcPr>
-          <w:p>
-            <w:pPr>
-              <w:snapToGrid w:val="0"/>
-              <w:jc w:val="center"/>
-              <w:rPr>
-                <w:rFonts w:ascii="微軟正黑體" w:eastAsia="微軟正黑體" w:hAnsi="微軟正黑體" w:hint="eastAsia"/>
-                <w:sz w:val="26"/>
-                <w:szCs w:val="26"/>
-              </w:rPr>
-            </w:pPr>
-            <w:r>
-              <w:rPr>
-                <w:rFonts w:ascii="微軟正黑體" w:eastAsia="微軟正黑體" w:hAnsi="微軟正黑體"/>
-                <w:sz w:val="26"/>
-                <w:szCs w:val="26"/>
-              </w:rPr>
-              <w:lastRenderedPageBreak/>
-              <w:t>202</w:t>
-            </w:r>
-            <w:r>
-              <w:rPr>
-                <w:rFonts w:ascii="微軟正黑體" w:eastAsia="微軟正黑體" w:hAnsi="微軟正黑體" w:hint="eastAsia"/>
-                <w:sz w:val="26"/>
-                <w:szCs w:val="26"/>
-              </w:rPr>
-              <w:t>4</w:t>
-            </w:r>
-            <w:r>
-              <w:rPr>
-                <w:rFonts w:ascii="微軟正黑體" w:eastAsia="微軟正黑體" w:hAnsi="微軟正黑體"/>
-                <w:sz w:val="26"/>
-                <w:szCs w:val="26"/>
-              </w:rPr>
-              <w:t>/</w:t>
-            </w:r>
-            <w:r>
-              <w:rPr>
-                <w:rFonts w:ascii="微軟正黑體" w:eastAsia="微軟正黑體" w:hAnsi="微軟正黑體" w:hint="eastAsia"/>
-                <w:sz w:val="26"/>
-                <w:szCs w:val="26"/>
-              </w:rPr>
-              <w:t>0</w:t>
-            </w:r>
-            <w:r>
-              <w:rPr>
-                <w:rFonts w:ascii="微軟正黑體" w:eastAsia="微軟正黑體" w:hAnsi="微軟正黑體" w:hint="eastAsia"/>
-                <w:sz w:val="26"/>
-                <w:szCs w:val="26"/>
-              </w:rPr>
-              <w:t>8</w:t>
-            </w:r>
-            <w:r>
-              <w:rPr>
-                <w:rFonts w:ascii="微軟正黑體" w:eastAsia="微軟正黑體" w:hAnsi="微軟正黑體" w:hint="eastAsia"/>
-                <w:sz w:val="26"/>
-                <w:szCs w:val="26"/>
-              </w:rPr>
-              <w:t>/</w:t>
-            </w:r>
-            <w:r>
-              <w:rPr>
-                <w:rFonts w:ascii="微軟正黑體" w:eastAsia="微軟正黑體" w:hAnsi="微軟正黑體" w:hint="eastAsia"/>
-                <w:sz w:val="26"/>
-                <w:szCs w:val="26"/>
-              </w:rPr>
-              <w:t>13</w:t>
-            </w:r>
-          </w:p>
-        </w:tc>
-        <w:tc>
-          <w:tcPr>
-            <w:tcW w:w="1560" w:type="dxa"/>
-            <w:shd w:val="clear" w:color="auto" w:fill="auto"/>
-          </w:tcPr>
-          <w:p>
-            <w:pPr>
-              <w:snapToGrid w:val="0"/>
-              <w:jc w:val="center"/>
-              <w:rPr>
-                <w:rFonts w:ascii="微軟正黑體" w:eastAsia="微軟正黑體" w:hAnsi="微軟正黑體"/>
-                <w:sz w:val="26"/>
-                <w:szCs w:val="26"/>
-              </w:rPr>
-            </w:pPr>
-            <w:r>
-              <w:rPr>
-                <w:rFonts w:ascii="微軟正黑體" w:eastAsia="微軟正黑體" w:hAnsi="微軟正黑體" w:hint="eastAsia"/>
-                <w:sz w:val="26"/>
-                <w:szCs w:val="26"/>
-              </w:rPr>
-              <w:t>劉昱志</w:t>
-            </w:r>
-          </w:p>
-        </w:tc>
-        <w:tc>
-          <w:tcPr>
-            <w:tcW w:w="2409" w:type="dxa"/>
-          </w:tcPr>
-          <w:p>
-            <w:pPr>
-              <w:snapToGrid w:val="0"/>
-              <w:jc w:val="center"/>
-              <w:rPr>
-                <w:rFonts w:ascii="微軟正黑體" w:eastAsia="微軟正黑體" w:hAnsi="微軟正黑體"/>
-                <w:sz w:val="26"/>
-                <w:szCs w:val="26"/>
-              </w:rPr>
-            </w:pPr>
-            <w:r>
-              <w:rPr>
-                <w:rFonts w:ascii="微軟正黑體" w:eastAsia="微軟正黑體" w:hAnsi="微軟正黑體" w:hint="eastAsia"/>
-                <w:sz w:val="26"/>
-                <w:szCs w:val="26"/>
-              </w:rPr>
-              <w:t>第</w:t>
-            </w:r>
-            <w:r>
-              <w:rPr>
-                <w:rFonts w:ascii="微軟正黑體" w:eastAsia="微軟正黑體" w:hAnsi="微軟正黑體" w:hint="eastAsia"/>
-                <w:sz w:val="26"/>
-                <w:szCs w:val="26"/>
-              </w:rPr>
-              <w:t>6-</w:t>
-            </w:r>
-            <w:r>
-              <w:rPr>
-                <w:rFonts w:ascii="微軟正黑體" w:eastAsia="微軟正黑體" w:hAnsi="微軟正黑體" w:hint="eastAsia"/>
-                <w:sz w:val="26"/>
-                <w:szCs w:val="26"/>
-              </w:rPr>
-              <w:t>2題</w:t>
-            </w:r>
-          </w:p>
-        </w:tc>
-        <w:tc>
-          <w:tcPr>
-            <w:tcW w:w="8903" w:type="dxa"/>
-          </w:tcPr>
-          <w:p>
-            <w:pPr>
-              <w:snapToGrid w:val="0"/>
-              <w:jc w:val="center"/>
-              <w:rPr>
-                <w:rFonts w:ascii="微軟正黑體" w:eastAsia="微軟正黑體" w:hAnsi="微軟正黑體"/>
-                <w:sz w:val="26"/>
-                <w:szCs w:val="26"/>
-              </w:rPr>
-            </w:pPr>
-          </w:p>
-        </w:tc>
-      </w:tr>
-      <w:tr>
-        <w:trPr>
-          <w:trHeight w:val="1837"/>
-        </w:trPr>
-        <w:tc>
-          <w:tcPr>
-            <w:tcW w:w="2943" w:type="dxa"/>
-            <w:vAlign w:val="center"/>
-          </w:tcPr>
-          <w:p>
-            <w:pPr>
-              <w:pStyle w:val="a4"/>
-              <w:numPr>
-                <w:ilvl w:val="0"/>
-                <w:numId w:val="6"/>
-              </w:numPr>
-              <w:snapToGrid w:val="0"/>
-              <w:ind w:leftChars="0"/>
-              <w:rPr>
-                <w:rFonts w:ascii="微軟正黑體" w:eastAsia="微軟正黑體" w:hAnsi="微軟正黑體"/>
-                <w:sz w:val="26"/>
-                <w:szCs w:val="26"/>
-              </w:rPr>
-            </w:pPr>
-            <w:r>
-              <w:rPr>
-                <w:rFonts w:ascii="微軟正黑體" w:eastAsia="微軟正黑體" w:hAnsi="微軟正黑體" w:hint="eastAsia"/>
-                <w:sz w:val="26"/>
-                <w:szCs w:val="26"/>
-              </w:rPr>
-              <w:t>&lt;HW&gt; 嘗試使用其他方式將List&lt;Map&gt;分組</w:t>
-            </w:r>
-          </w:p>
-        </w:tc>
-        <w:tc>
-          <w:tcPr>
-            <w:tcW w:w="12872" w:type="dxa"/>
-            <w:gridSpan w:val="3"/>
-            <w:shd w:val="pct65" w:color="auto" w:fill="auto"/>
-          </w:tcPr>
-          <w:p>
-            <w:pPr>
-              <w:snapToGrid w:val="0"/>
-              <w:rPr>
-                <w:rFonts w:ascii="微軟正黑體" w:eastAsia="微軟正黑體" w:hAnsi="微軟正黑體" w:hint="eastAsia"/>
-                <w:noProof/>
-                <w:color w:val="FFFFFF" w:themeColor="background1"/>
-                <w:sz w:val="26"/>
-                <w:szCs w:val="26"/>
-              </w:rPr>
-            </w:pPr>
-            <w:r>
-              <w:rPr>
-                <w:rFonts w:ascii="微軟正黑體" w:eastAsia="微軟正黑體" w:hAnsi="微軟正黑體" w:hint="eastAsia"/>
-                <w:noProof/>
-                <w:color w:val="FFFFFF" w:themeColor="background1"/>
-                <w:sz w:val="26"/>
-                <w:szCs w:val="26"/>
-              </w:rPr>
-              <w:t>原本使用較複雜的資料結構，改採用stream的方式將List&lt;Map&gt;根據Map中相同的key做分組</w:t>
-            </w:r>
-          </w:p>
-          <w:p>
-            <w:pPr>
-              <w:snapToGrid w:val="0"/>
-              <w:rPr>
-                <w:rFonts w:ascii="微軟正黑體" w:eastAsia="微軟正黑體" w:hAnsi="微軟正黑體"/>
-                <w:noProof/>
-                <w:color w:val="FFFFFF" w:themeColor="background1"/>
-                <w:sz w:val="26"/>
-                <w:szCs w:val="26"/>
-              </w:rPr>
-            </w:pPr>
-            <w:r>
-              <w:rPr>
-                <w:rFonts w:ascii="微軟正黑體" w:eastAsia="微軟正黑體" w:hAnsi="微軟正黑體" w:hint="eastAsia"/>
-                <w:noProof/>
-                <w:color w:val="FFFFFF" w:themeColor="background1"/>
-                <w:sz w:val="26"/>
-                <w:szCs w:val="26"/>
-              </w:rPr>
-              <w:t>修改前：</w:t>
-            </w:r>
-          </w:p>
-          <w:p>
-            <w:pPr>
-              <w:snapToGrid w:val="0"/>
-              <w:rPr>
-                <w:rFonts w:ascii="微軟正黑體" w:eastAsia="微軟正黑體" w:hAnsi="微軟正黑體"/>
-                <w:noProof/>
-                <w:color w:val="FFFFFF" w:themeColor="background1"/>
-                <w:sz w:val="26"/>
-                <w:szCs w:val="26"/>
-              </w:rPr>
-            </w:pPr>
-            <w:r>
-              <w:rPr>
-                <w:noProof/>
-              </w:rPr>
-              <w:lastRenderedPageBreak/>
-              <w:drawing>
-                <wp:inline distT="0" distB="0" distL="0" distR="0" wp14:anchorId="7FC0CF52" wp14:editId="22DE7799">
-                  <wp:extent cx="7867650" cy="6840220"/>
-                  <wp:effectExtent l="0" t="0" r="0" b="0"/>
-                  <wp:docPr id="223219387" name="圖片 1"/>
-                  <wp:cNvGraphicFramePr>
-                    <a:graphicFrameLocks xmlns:a="http://schemas.openxmlformats.org/drawingml/2006/main" noChangeAspect="1"/>
-                  </wp:cNvGraphicFramePr>
-                  <a:graphic xmlns:a="http://schemas.openxmlformats.org/drawingml/2006/main">
-                    <a:graphicData uri="http://schemas.openxmlformats.org/drawingml/2006/picture">
-                      <pic:pic xmlns:pic="http://schemas.openxmlformats.org/drawingml/2006/picture">
-                        <pic:nvPicPr>
-                          <pic:cNvPr id="223219387" name=""/>
-                          <pic:cNvPicPr/>
-                        </pic:nvPicPr>
-                        <pic:blipFill>
-                          <a:blip r:embed="rId45"/>
-                          <a:stretch>
-                            <a:fillRect/>
-                          </a:stretch>
-                        </pic:blipFill>
-                        <pic:spPr>
-                          <a:xfrm>
-                            <a:off x="0" y="0"/>
-                            <a:ext cx="7867650" cy="6840220"/>
-                          </a:xfrm>
-                          <a:prstGeom prst="rect">
-                            <a:avLst/>
-                          </a:prstGeom>
-                        </pic:spPr>
-                      </pic:pic>
-                    </a:graphicData>
-                  </a:graphic>
-                </wp:inline>
-              </w:drawing>
-            </w:r>
-          </w:p>
-          <w:p>
-            <w:pPr>
-              <w:snapToGrid w:val="0"/>
-              <w:rPr>
-                <w:rFonts w:ascii="微軟正黑體" w:eastAsia="微軟正黑體" w:hAnsi="微軟正黑體"/>
-                <w:noProof/>
-                <w:color w:val="FFFFFF" w:themeColor="background1"/>
-                <w:sz w:val="26"/>
-                <w:szCs w:val="26"/>
-              </w:rPr>
-            </w:pPr>
-          </w:p>
-          <w:p>
-            <w:pPr>
-              <w:snapToGrid w:val="0"/>
-              <w:rPr>
-                <w:rFonts w:ascii="微軟正黑體" w:eastAsia="微軟正黑體" w:hAnsi="微軟正黑體"/>
-                <w:noProof/>
-                <w:color w:val="FFFFFF" w:themeColor="background1"/>
-                <w:sz w:val="26"/>
-                <w:szCs w:val="26"/>
-              </w:rPr>
-            </w:pPr>
-            <w:r>
-              <w:rPr>
-                <w:rFonts w:ascii="微軟正黑體" w:eastAsia="微軟正黑體" w:hAnsi="微軟正黑體" w:hint="eastAsia"/>
-                <w:noProof/>
-                <w:color w:val="FFFFFF" w:themeColor="background1"/>
-                <w:sz w:val="26"/>
-                <w:szCs w:val="26"/>
-              </w:rPr>
-              <w:t>修改後：</w:t>
-            </w:r>
-          </w:p>
-          <w:p>
-            <w:pPr>
-              <w:snapToGrid w:val="0"/>
-              <w:rPr>
-                <w:rFonts w:ascii="微軟正黑體" w:eastAsia="微軟正黑體" w:hAnsi="微軟正黑體"/>
-                <w:noProof/>
-                <w:color w:val="FFFFFF" w:themeColor="background1"/>
-                <w:sz w:val="26"/>
-                <w:szCs w:val="26"/>
-              </w:rPr>
-            </w:pPr>
-            <w:r>
-              <w:rPr>
-                <w:noProof/>
-              </w:rPr>
-              <w:drawing>
-                <wp:inline distT="0" distB="0" distL="0" distR="0" wp14:anchorId="4A985860" wp14:editId="51832DBF">
-                  <wp:extent cx="8036560" cy="4956175"/>
-                  <wp:effectExtent l="0" t="0" r="2540" b="0"/>
-                  <wp:docPr id="9844957" name="圖片 1"/>
-                  <wp:cNvGraphicFramePr>
-                    <a:graphicFrameLocks xmlns:a="http://schemas.openxmlformats.org/drawingml/2006/main" noChangeAspect="1"/>
-                  </wp:cNvGraphicFramePr>
-                  <a:graphic xmlns:a="http://schemas.openxmlformats.org/drawingml/2006/main">
-                    <a:graphicData uri="http://schemas.openxmlformats.org/drawingml/2006/picture">
-                      <pic:pic xmlns:pic="http://schemas.openxmlformats.org/drawingml/2006/picture">
-                        <pic:nvPicPr>
-                          <pic:cNvPr id="9844957" name=""/>
-                          <pic:cNvPicPr/>
-                        </pic:nvPicPr>
-                        <pic:blipFill>
-                          <a:blip r:embed="rId46"/>
-                          <a:stretch>
-                            <a:fillRect/>
-                          </a:stretch>
-                        </pic:blipFill>
-                        <pic:spPr>
-                          <a:xfrm>
-                            <a:off x="0" y="0"/>
-                            <a:ext cx="8036560" cy="4956175"/>
-                          </a:xfrm>
-                          <a:prstGeom prst="rect">
-                            <a:avLst/>
-                          </a:prstGeom>
-                        </pic:spPr>
-                      </pic:pic>
-                    </a:graphicData>
-                  </a:graphic>
-                </wp:inline>
-              </w:drawing>
-            </w:r>
-          </w:p>
-          <w:p>
-            <w:pPr>
-              <w:snapToGrid w:val="0"/>
-              <w:rPr>
-                <w:rFonts w:ascii="微軟正黑體" w:eastAsia="微軟正黑體" w:hAnsi="微軟正黑體"/>
-                <w:noProof/>
-                <w:color w:val="FFFFFF" w:themeColor="background1"/>
-                <w:sz w:val="26"/>
-                <w:szCs w:val="26"/>
-              </w:rPr>
-            </w:pPr>
           </w:p>
         </w:tc>
       </w:tr>
